--- a/docs/files/f15_文雪_山东大学_元成科技_物料企划管理师—实习-苏州（物料计划PMC）.docx
+++ b/docs/files/f15_文雪_山东大学_元成科技_物料企划管理师—实习-苏州（物料计划PMC）.docx
@@ -1029,7 +1029,7 @@
                 <w:b w:val="0"/>
                 <w:sz w:val="21"/>
               </w:rPr>
-              <w:t>物料计划（PMC · 实习）</w:t>
+              <w:t>物料企划管理师</w:t>
             </w:r>
           </w:p>
         </w:tc>
@@ -9119,7 +9119,7 @@
                 <w:b w:val="0"/>
                 <w:sz w:val="21"/>
               </w:rPr>
-              <w:t>材料核验：经手200+份学员申报材料的收集与核对，用Excel搭分类台账、设三级校验，任职期间零差错</w:t>
+              <w:t>材料核验：收集并逐份核对200+份学员申报材料，用Excel搭分类台账、设三级校验，任职期间零差错</w:t>
             </w:r>
           </w:p>
           <w:p>
